--- a/Banking Risk Analysis Report.docx
+++ b/Banking Risk Analysis Report.docx
@@ -1,6 +1,6 @@
 
 <file path=word/document.xml><?xml version="1.0" encoding="utf-8"?>
-<w:document xmlns:wpc="http://schemas.microsoft.com/office/word/2010/wordprocessingCanvas" xmlns:cx="http://schemas.microsoft.com/office/drawing/2014/chartex" xmlns:cx1="http://schemas.microsoft.com/office/drawing/2015/9/8/chartex" xmlns:cx2="http://schemas.microsoft.com/office/drawing/2015/10/21/chartex" xmlns:cx3="http://schemas.microsoft.com/office/drawing/2016/5/9/chartex" xmlns:cx4="http://schemas.microsoft.com/office/drawing/2016/5/10/chartex" xmlns:cx5="http://schemas.microsoft.com/office/drawing/2016/5/11/chartex" xmlns:cx6="http://schemas.microsoft.com/office/drawing/2016/5/12/chartex" xmlns:cx7="http://schemas.microsoft.com/office/drawing/2016/5/13/chartex" xmlns:cx8="http://schemas.microsoft.com/office/drawing/2016/5/14/chartex" xmlns:mc="http://schemas.openxmlformats.org/markup-compatibility/2006" xmlns:aink="http://schemas.microsoft.com/office/drawing/2016/ink" xmlns:am3d="http://schemas.microsoft.com/office/drawing/2017/model3d" xmlns:o="urn:schemas-microsoft-com:office:office" xmlns:oel="http://schemas.microsoft.com/office/2019/extlst" xmlns:r="http://schemas.openxmlformats.org/officeDocument/2006/relationships" xmlns:m="http://schemas.openxmlformats.org/officeDocument/2006/math" xmlns:v="urn:schemas-microsoft-com:vml" xmlns:wp14="http://schemas.microsoft.com/office/word/2010/wordprocessingDrawing" xmlns:wp="http://schemas.openxmlformats.org/drawingml/2006/wordprocessingDrawing" xmlns:w10="urn:schemas-microsoft-com:office:word" xmlns:w="http://schemas.openxmlformats.org/wordprocessingml/2006/main" xmlns:w14="http://schemas.microsoft.com/office/word/2010/wordml" xmlns:w15="http://schemas.microsoft.com/office/word/2012/wordml" xmlns:w16cex="http://schemas.microsoft.com/office/word/2018/wordml/cex" xmlns:w16cid="http://schemas.microsoft.com/office/word/2016/wordml/cid" xmlns:w16="http://schemas.microsoft.com/office/word/2018/wordml" xmlns:w16sdtdh="http://schemas.microsoft.com/office/word/2020/wordml/sdtdatahash" xmlns:w16se="http://schemas.microsoft.com/office/word/2015/wordml/symex" xmlns:wpg="http://schemas.microsoft.com/office/word/2010/wordprocessingGroup" xmlns:wpi="http://schemas.microsoft.com/office/word/2010/wordprocessingInk" xmlns:wne="http://schemas.microsoft.com/office/word/2006/wordml" xmlns:wps="http://schemas.microsoft.com/office/word/2010/wordprocessingShape" mc:Ignorable="w14 w15 w16se w16cid w16 w16cex w16sdtdh wp14">
+<w:document xmlns:wpc="http://schemas.microsoft.com/office/word/2010/wordprocessingCanvas" xmlns:cx="http://schemas.microsoft.com/office/drawing/2014/chartex" xmlns:cx1="http://schemas.microsoft.com/office/drawing/2015/9/8/chartex" xmlns:cx2="http://schemas.microsoft.com/office/drawing/2015/10/21/chartex" xmlns:cx3="http://schemas.microsoft.com/office/drawing/2016/5/9/chartex" xmlns:cx4="http://schemas.microsoft.com/office/drawing/2016/5/10/chartex" xmlns:cx5="http://schemas.microsoft.com/office/drawing/2016/5/11/chartex" xmlns:cx6="http://schemas.microsoft.com/office/drawing/2016/5/12/chartex" xmlns:cx7="http://schemas.microsoft.com/office/drawing/2016/5/13/chartex" xmlns:cx8="http://schemas.microsoft.com/office/drawing/2016/5/14/chartex" xmlns:mc="http://schemas.openxmlformats.org/markup-compatibility/2006" xmlns:aink="http://schemas.microsoft.com/office/drawing/2016/ink" xmlns:am3d="http://schemas.microsoft.com/office/drawing/2017/model3d" xmlns:o="urn:schemas-microsoft-com:office:office" xmlns:r="http://schemas.openxmlformats.org/officeDocument/2006/relationships" xmlns:m="http://schemas.openxmlformats.org/officeDocument/2006/math" xmlns:v="urn:schemas-microsoft-com:vml" xmlns:wp14="http://schemas.microsoft.com/office/word/2010/wordprocessingDrawing" xmlns:wp="http://schemas.openxmlformats.org/drawingml/2006/wordprocessingDrawing" xmlns:w10="urn:schemas-microsoft-com:office:word" xmlns:w="http://schemas.openxmlformats.org/wordprocessingml/2006/main" xmlns:w14="http://schemas.microsoft.com/office/word/2010/wordml" xmlns:w15="http://schemas.microsoft.com/office/word/2012/wordml" xmlns:w16cex="http://schemas.microsoft.com/office/word/2018/wordml/cex" xmlns:w16cid="http://schemas.microsoft.com/office/word/2016/wordml/cid" xmlns:w16="http://schemas.microsoft.com/office/word/2018/wordml" xmlns:w16sdtdh="http://schemas.microsoft.com/office/word/2020/wordml/sdtdatahash" xmlns:w16se="http://schemas.microsoft.com/office/word/2015/wordml/symex" xmlns:wpg="http://schemas.microsoft.com/office/word/2010/wordprocessingGroup" xmlns:wpi="http://schemas.microsoft.com/office/word/2010/wordprocessingInk" xmlns:wne="http://schemas.microsoft.com/office/word/2006/wordml" xmlns:wps="http://schemas.microsoft.com/office/word/2010/wordprocessingShape" mc:Ignorable="w14 w15 w16se w16cid w16 w16cex w16sdtdh wp14">
   <w:body>
     <w:p>
       <w:pPr>
@@ -1637,8 +1637,8 @@
         <w:jc w:val="both"/>
         <w:rPr>
           <w:rFonts w:ascii="Times New Roman" w:hAnsi="Times New Roman" w:cs="Times New Roman"/>
-          <w:sz w:val="32"/>
-          <w:szCs w:val="32"/>
+          <w:sz w:val="28"/>
+          <w:szCs w:val="28"/>
         </w:rPr>
       </w:pPr>
       <w:r>
@@ -1663,25 +1663,6 @@
           <w:szCs w:val="28"/>
         </w:rPr>
       </w:pPr>
-      <w:r>
-        <w:rPr>
-          <w:rFonts w:ascii="Times New Roman" w:hAnsi="Times New Roman" w:cs="Times New Roman"/>
-          <w:sz w:val="28"/>
-          <w:szCs w:val="28"/>
-        </w:rPr>
-        <w:t>In which followings KPIS are present:</w:t>
-      </w:r>
-    </w:p>
-    <w:p>
-      <w:pPr>
-        <w:spacing w:after="0"/>
-        <w:jc w:val="both"/>
-        <w:rPr>
-          <w:rFonts w:ascii="Times New Roman" w:hAnsi="Times New Roman" w:cs="Times New Roman"/>
-          <w:sz w:val="28"/>
-          <w:szCs w:val="28"/>
-        </w:rPr>
-      </w:pPr>
     </w:p>
     <w:p>
       <w:pPr>
@@ -1777,6 +1758,7 @@
       <w:r>
         <w:rPr>
           <w:rFonts w:ascii="Times New Roman" w:hAnsi="Times New Roman" w:cs="Times New Roman"/>
+          <w:noProof/>
           <w:sz w:val="28"/>
           <w:szCs w:val="28"/>
         </w:rPr>
@@ -1911,6 +1893,7 @@
       <w:r>
         <w:rPr>
           <w:rFonts w:ascii="Times New Roman" w:hAnsi="Times New Roman" w:cs="Times New Roman"/>
+          <w:noProof/>
           <w:sz w:val="28"/>
           <w:szCs w:val="28"/>
         </w:rPr>
@@ -2054,6 +2037,7 @@
       <w:r>
         <w:rPr>
           <w:rFonts w:ascii="Times New Roman" w:hAnsi="Times New Roman" w:cs="Times New Roman"/>
+          <w:noProof/>
           <w:sz w:val="28"/>
           <w:szCs w:val="28"/>
         </w:rPr>
@@ -2197,6 +2181,7 @@
       <w:r>
         <w:rPr>
           <w:rFonts w:ascii="Times New Roman" w:hAnsi="Times New Roman" w:cs="Times New Roman"/>
+          <w:noProof/>
           <w:sz w:val="28"/>
           <w:szCs w:val="28"/>
         </w:rPr>
@@ -2254,28 +2239,6 @@
         <w:jc w:val="both"/>
         <w:rPr>
           <w:rFonts w:ascii="Times New Roman" w:hAnsi="Times New Roman" w:cs="Times New Roman"/>
-          <w:sz w:val="28"/>
-          <w:szCs w:val="28"/>
-        </w:rPr>
-      </w:pPr>
-    </w:p>
-    <w:p>
-      <w:pPr>
-        <w:spacing w:after="0"/>
-        <w:jc w:val="both"/>
-        <w:rPr>
-          <w:rFonts w:ascii="Times New Roman" w:hAnsi="Times New Roman" w:cs="Times New Roman"/>
-          <w:sz w:val="28"/>
-          <w:szCs w:val="28"/>
-        </w:rPr>
-      </w:pPr>
-    </w:p>
-    <w:p>
-      <w:pPr>
-        <w:spacing w:after="0"/>
-        <w:jc w:val="both"/>
-        <w:rPr>
-          <w:rFonts w:ascii="Times New Roman" w:hAnsi="Times New Roman" w:cs="Times New Roman"/>
           <w:i/>
           <w:iCs/>
           <w:sz w:val="28"/>
@@ -2292,7 +2255,6 @@
           <w:sz w:val="28"/>
           <w:szCs w:val="28"/>
         </w:rPr>
-        <w:lastRenderedPageBreak/>
         <w:t>Total Deposit</w:t>
       </w:r>
       <w:r>
@@ -2343,6 +2305,7 @@
           <w:sz w:val="28"/>
           <w:szCs w:val="28"/>
         </w:rPr>
+        <w:lastRenderedPageBreak/>
         <w:t>Total Deposit = [Bank Deposit] + [Savings Account] + [Foreign Currency Account] + [Checking Accounts]</w:t>
       </w:r>
     </w:p>
@@ -2359,13 +2322,14 @@
       <w:r>
         <w:rPr>
           <w:rFonts w:ascii="Times New Roman" w:hAnsi="Times New Roman" w:cs="Times New Roman"/>
+          <w:noProof/>
           <w:sz w:val="28"/>
           <w:szCs w:val="28"/>
         </w:rPr>
         <w:drawing>
-          <wp:inline distT="0" distB="0" distL="0" distR="0" wp14:anchorId="33995036" wp14:editId="1BA6E523">
-            <wp:extent cx="1685925" cy="721360"/>
-            <wp:effectExtent l="0" t="0" r="9525" b="2540"/>
+          <wp:inline distT="0" distB="0" distL="0" distR="0" wp14:anchorId="33995036" wp14:editId="43F5C379">
+            <wp:extent cx="1495425" cy="639850"/>
+            <wp:effectExtent l="0" t="0" r="0" b="8255"/>
             <wp:docPr id="5" name="Picture 5"/>
             <wp:cNvGraphicFramePr>
               <a:graphicFrameLocks xmlns:a="http://schemas.openxmlformats.org/drawingml/2006/main" noChangeAspect="1"/>
@@ -2386,7 +2350,7 @@
                   <pic:spPr>
                     <a:xfrm>
                       <a:off x="0" y="0"/>
-                      <a:ext cx="1695017" cy="725250"/>
+                      <a:ext cx="1508603" cy="645489"/>
                     </a:xfrm>
                     <a:prstGeom prst="rect">
                       <a:avLst/>
@@ -2416,8 +2380,6 @@
         <w:jc w:val="both"/>
         <w:rPr>
           <w:rFonts w:ascii="Times New Roman" w:hAnsi="Times New Roman" w:cs="Times New Roman"/>
-          <w:i/>
-          <w:iCs/>
           <w:sz w:val="28"/>
           <w:szCs w:val="28"/>
         </w:rPr>
@@ -2427,50 +2389,48 @@
           <w:rFonts w:ascii="Times New Roman" w:hAnsi="Times New Roman" w:cs="Times New Roman"/>
           <w:b/>
           <w:bCs/>
-          <w:i/>
-          <w:iCs/>
-          <w:sz w:val="28"/>
-          <w:szCs w:val="28"/>
-        </w:rPr>
-        <w:t>Total Fees:</w:t>
-      </w:r>
-    </w:p>
-    <w:p>
-      <w:pPr>
-        <w:spacing w:after="0"/>
-        <w:jc w:val="both"/>
-        <w:rPr>
-          <w:rFonts w:ascii="Times New Roman" w:hAnsi="Times New Roman" w:cs="Times New Roman"/>
-          <w:sz w:val="28"/>
-          <w:szCs w:val="28"/>
-        </w:rPr>
-      </w:pPr>
-      <w:r>
-        <w:rPr>
-          <w:rFonts w:ascii="Times New Roman" w:hAnsi="Times New Roman" w:cs="Times New Roman"/>
-          <w:sz w:val="28"/>
-          <w:szCs w:val="28"/>
-        </w:rPr>
-        <w:t>Total Fees is the amount charged by the bank for account set-up , maintenance charges etc.</w:t>
-      </w:r>
-    </w:p>
-    <w:p>
-      <w:pPr>
-        <w:spacing w:after="0"/>
-        <w:jc w:val="both"/>
-        <w:rPr>
-          <w:rFonts w:ascii="Times New Roman" w:hAnsi="Times New Roman" w:cs="Times New Roman"/>
-          <w:sz w:val="28"/>
-          <w:szCs w:val="28"/>
-        </w:rPr>
-      </w:pPr>
-      <w:r>
-        <w:rPr>
-          <w:rFonts w:ascii="Times New Roman" w:hAnsi="Times New Roman" w:cs="Times New Roman"/>
-          <w:sz w:val="28"/>
-          <w:szCs w:val="28"/>
-        </w:rPr>
-        <w:t>Total Fees = SUMX</w:t>
+          <w:sz w:val="28"/>
+          <w:szCs w:val="28"/>
+        </w:rPr>
+        <w:t>Bank Deposit:</w:t>
+      </w:r>
+    </w:p>
+    <w:p>
+      <w:pPr>
+        <w:spacing w:after="0"/>
+        <w:jc w:val="both"/>
+        <w:rPr>
+          <w:rFonts w:ascii="Times New Roman" w:hAnsi="Times New Roman" w:cs="Times New Roman"/>
+          <w:sz w:val="28"/>
+          <w:szCs w:val="28"/>
+        </w:rPr>
+      </w:pPr>
+      <w:r>
+        <w:rPr>
+          <w:rFonts w:ascii="Times New Roman" w:hAnsi="Times New Roman" w:cs="Times New Roman"/>
+          <w:sz w:val="28"/>
+          <w:szCs w:val="28"/>
+        </w:rPr>
+        <w:t>Bank deposit is the money put in the bank.</w:t>
+      </w:r>
+    </w:p>
+    <w:p>
+      <w:pPr>
+        <w:spacing w:after="0"/>
+        <w:jc w:val="both"/>
+        <w:rPr>
+          <w:rFonts w:ascii="Times New Roman" w:hAnsi="Times New Roman" w:cs="Times New Roman"/>
+          <w:sz w:val="28"/>
+          <w:szCs w:val="28"/>
+        </w:rPr>
+      </w:pPr>
+      <w:r>
+        <w:rPr>
+          <w:rFonts w:ascii="Times New Roman" w:hAnsi="Times New Roman" w:cs="Times New Roman"/>
+          <w:sz w:val="28"/>
+          <w:szCs w:val="28"/>
+        </w:rPr>
+        <w:t>Bank Deposit = SUM</w:t>
       </w:r>
       <w:r>
         <w:rPr>
@@ -2486,33 +2446,31 @@
           <w:sz w:val="28"/>
           <w:szCs w:val="28"/>
         </w:rPr>
-        <w:t>('Clients - Banking', [Total Loan] * 'Clients - Banking'[Processing Fees])</w:t>
-      </w:r>
-    </w:p>
-    <w:p>
-      <w:pPr>
-        <w:spacing w:after="0"/>
-        <w:jc w:val="both"/>
-        <w:rPr>
-          <w:rFonts w:ascii="Times New Roman" w:hAnsi="Times New Roman" w:cs="Times New Roman"/>
-          <w:sz w:val="28"/>
-          <w:szCs w:val="28"/>
-        </w:rPr>
-      </w:pPr>
-      <w:r>
-        <w:rPr>
-          <w:rFonts w:ascii="Times New Roman" w:hAnsi="Times New Roman" w:cs="Times New Roman"/>
-          <w:b/>
-          <w:bCs/>
+        <w:t>('Clients - Banking'[Bank Deposits] )</w:t>
+      </w:r>
+    </w:p>
+    <w:p>
+      <w:pPr>
+        <w:spacing w:after="0"/>
+        <w:jc w:val="both"/>
+        <w:rPr>
+          <w:rFonts w:ascii="Times New Roman" w:hAnsi="Times New Roman" w:cs="Times New Roman"/>
+          <w:sz w:val="28"/>
+          <w:szCs w:val="28"/>
+        </w:rPr>
+      </w:pPr>
+      <w:r>
+        <w:rPr>
+          <w:rFonts w:ascii="Times New Roman" w:hAnsi="Times New Roman" w:cs="Times New Roman"/>
           <w:noProof/>
           <w:sz w:val="28"/>
           <w:szCs w:val="28"/>
         </w:rPr>
         <w:drawing>
-          <wp:inline distT="0" distB="0" distL="0" distR="0" wp14:anchorId="66961FF3" wp14:editId="58EAF3D2">
-            <wp:extent cx="1714500" cy="994122"/>
+          <wp:inline distT="0" distB="0" distL="0" distR="0" wp14:anchorId="077E4BBD" wp14:editId="223E6DFF">
+            <wp:extent cx="1571625" cy="674822"/>
             <wp:effectExtent l="0" t="0" r="0" b="0"/>
-            <wp:docPr id="29" name="Picture 29"/>
+            <wp:docPr id="7" name="Picture 7"/>
             <wp:cNvGraphicFramePr>
               <a:graphicFrameLocks xmlns:a="http://schemas.openxmlformats.org/drawingml/2006/main" noChangeAspect="1"/>
             </wp:cNvGraphicFramePr>
@@ -2520,36 +2478,23 @@
               <a:graphicData uri="http://schemas.openxmlformats.org/drawingml/2006/picture">
                 <pic:pic xmlns:pic="http://schemas.openxmlformats.org/drawingml/2006/picture">
                   <pic:nvPicPr>
-                    <pic:cNvPr id="0" name="Picture 91"/>
-                    <pic:cNvPicPr>
-                      <a:picLocks noChangeAspect="1" noChangeArrowheads="1"/>
-                    </pic:cNvPicPr>
+                    <pic:cNvPr id="1" name=""/>
+                    <pic:cNvPicPr/>
                   </pic:nvPicPr>
                   <pic:blipFill>
-                    <a:blip r:embed="rId14">
-                      <a:extLst>
-                        <a:ext uri="{28A0092B-C50C-407E-A947-70E740481C1C}">
-                          <a14:useLocalDpi xmlns:a14="http://schemas.microsoft.com/office/drawing/2010/main" val="0"/>
-                        </a:ext>
-                      </a:extLst>
-                    </a:blip>
-                    <a:srcRect/>
+                    <a:blip r:embed="rId14"/>
                     <a:stretch>
                       <a:fillRect/>
                     </a:stretch>
                   </pic:blipFill>
-                  <pic:spPr bwMode="auto">
+                  <pic:spPr>
                     <a:xfrm>
                       <a:off x="0" y="0"/>
-                      <a:ext cx="1721767" cy="998335"/>
+                      <a:ext cx="1579157" cy="678056"/>
                     </a:xfrm>
                     <a:prstGeom prst="rect">
                       <a:avLst/>
                     </a:prstGeom>
-                    <a:noFill/>
-                    <a:ln>
-                      <a:noFill/>
-                    </a:ln>
                   </pic:spPr>
                 </pic:pic>
               </a:graphicData>
@@ -2587,45 +2532,45 @@
           <w:sz w:val="28"/>
           <w:szCs w:val="28"/>
         </w:rPr>
-        <w:t>Bank Deposit:</w:t>
-      </w:r>
-    </w:p>
-    <w:p>
-      <w:pPr>
-        <w:spacing w:after="0"/>
-        <w:jc w:val="both"/>
-        <w:rPr>
-          <w:rFonts w:ascii="Times New Roman" w:hAnsi="Times New Roman" w:cs="Times New Roman"/>
-          <w:sz w:val="28"/>
-          <w:szCs w:val="28"/>
-        </w:rPr>
-      </w:pPr>
-      <w:r>
-        <w:rPr>
-          <w:rFonts w:ascii="Times New Roman" w:hAnsi="Times New Roman" w:cs="Times New Roman"/>
-          <w:sz w:val="28"/>
-          <w:szCs w:val="28"/>
-        </w:rPr>
-        <w:t>Bank deposit is the money put in the bank.</w:t>
-      </w:r>
-    </w:p>
-    <w:p>
-      <w:pPr>
-        <w:spacing w:after="0"/>
-        <w:jc w:val="both"/>
-        <w:rPr>
-          <w:rFonts w:ascii="Times New Roman" w:hAnsi="Times New Roman" w:cs="Times New Roman"/>
-          <w:sz w:val="28"/>
-          <w:szCs w:val="28"/>
-        </w:rPr>
-      </w:pPr>
-      <w:r>
-        <w:rPr>
-          <w:rFonts w:ascii="Times New Roman" w:hAnsi="Times New Roman" w:cs="Times New Roman"/>
-          <w:sz w:val="28"/>
-          <w:szCs w:val="28"/>
-        </w:rPr>
-        <w:t>Bank Deposit = SUM</w:t>
+        <w:t>Checking Account Amount:</w:t>
+      </w:r>
+    </w:p>
+    <w:p>
+      <w:pPr>
+        <w:spacing w:after="0"/>
+        <w:jc w:val="both"/>
+        <w:rPr>
+          <w:rFonts w:ascii="Times New Roman" w:hAnsi="Times New Roman" w:cs="Times New Roman"/>
+          <w:sz w:val="28"/>
+          <w:szCs w:val="28"/>
+        </w:rPr>
+      </w:pPr>
+      <w:r>
+        <w:rPr>
+          <w:rFonts w:ascii="Times New Roman" w:hAnsi="Times New Roman" w:cs="Times New Roman"/>
+          <w:sz w:val="28"/>
+          <w:szCs w:val="28"/>
+        </w:rPr>
+        <w:t>Checking account amount is nothing but which offers easy access to your money for daily transactional needs.</w:t>
+      </w:r>
+    </w:p>
+    <w:p>
+      <w:pPr>
+        <w:spacing w:after="0"/>
+        <w:jc w:val="both"/>
+        <w:rPr>
+          <w:rFonts w:ascii="Times New Roman" w:hAnsi="Times New Roman" w:cs="Times New Roman"/>
+          <w:sz w:val="28"/>
+          <w:szCs w:val="28"/>
+        </w:rPr>
+      </w:pPr>
+      <w:r>
+        <w:rPr>
+          <w:rFonts w:ascii="Times New Roman" w:hAnsi="Times New Roman" w:cs="Times New Roman"/>
+          <w:sz w:val="28"/>
+          <w:szCs w:val="28"/>
+        </w:rPr>
+        <w:t>Checking Accounts = SUM</w:t>
       </w:r>
       <w:r>
         <w:rPr>
@@ -2641,30 +2586,31 @@
           <w:sz w:val="28"/>
           <w:szCs w:val="28"/>
         </w:rPr>
-        <w:t>('Clients - Banking'[Bank Deposits] )</w:t>
-      </w:r>
-    </w:p>
-    <w:p>
-      <w:pPr>
-        <w:spacing w:after="0"/>
-        <w:jc w:val="both"/>
-        <w:rPr>
-          <w:rFonts w:ascii="Times New Roman" w:hAnsi="Times New Roman" w:cs="Times New Roman"/>
-          <w:sz w:val="28"/>
-          <w:szCs w:val="28"/>
-        </w:rPr>
-      </w:pPr>
-      <w:r>
-        <w:rPr>
-          <w:rFonts w:ascii="Times New Roman" w:hAnsi="Times New Roman" w:cs="Times New Roman"/>
+        <w:t>('Clients - Banking'[Checking Accounts] )</w:t>
+      </w:r>
+    </w:p>
+    <w:p>
+      <w:pPr>
+        <w:spacing w:after="0"/>
+        <w:jc w:val="both"/>
+        <w:rPr>
+          <w:rFonts w:ascii="Times New Roman" w:hAnsi="Times New Roman" w:cs="Times New Roman"/>
+          <w:sz w:val="28"/>
+          <w:szCs w:val="28"/>
+        </w:rPr>
+      </w:pPr>
+      <w:r>
+        <w:rPr>
+          <w:rFonts w:ascii="Times New Roman" w:hAnsi="Times New Roman" w:cs="Times New Roman"/>
+          <w:noProof/>
           <w:sz w:val="28"/>
           <w:szCs w:val="28"/>
         </w:rPr>
         <w:drawing>
-          <wp:inline distT="0" distB="0" distL="0" distR="0" wp14:anchorId="077E4BBD" wp14:editId="75C96D46">
-            <wp:extent cx="1685925" cy="723900"/>
-            <wp:effectExtent l="0" t="0" r="9525" b="0"/>
-            <wp:docPr id="7" name="Picture 7"/>
+          <wp:inline distT="0" distB="0" distL="0" distR="0" wp14:anchorId="5B6F73D7" wp14:editId="6785296C">
+            <wp:extent cx="1619250" cy="745133"/>
+            <wp:effectExtent l="0" t="0" r="0" b="0"/>
+            <wp:docPr id="8" name="Picture 8"/>
             <wp:cNvGraphicFramePr>
               <a:graphicFrameLocks xmlns:a="http://schemas.openxmlformats.org/drawingml/2006/main" noChangeAspect="1"/>
             </wp:cNvGraphicFramePr>
@@ -2684,7 +2630,7 @@
                   <pic:spPr>
                     <a:xfrm>
                       <a:off x="0" y="0"/>
-                      <a:ext cx="1690676" cy="725940"/>
+                      <a:ext cx="1636550" cy="753094"/>
                     </a:xfrm>
                     <a:prstGeom prst="rect">
                       <a:avLst/>
@@ -2726,45 +2672,45 @@
           <w:sz w:val="28"/>
           <w:szCs w:val="28"/>
         </w:rPr>
-        <w:t>Checking Account Amount:</w:t>
-      </w:r>
-    </w:p>
-    <w:p>
-      <w:pPr>
-        <w:spacing w:after="0"/>
-        <w:jc w:val="both"/>
-        <w:rPr>
-          <w:rFonts w:ascii="Times New Roman" w:hAnsi="Times New Roman" w:cs="Times New Roman"/>
-          <w:sz w:val="28"/>
-          <w:szCs w:val="28"/>
-        </w:rPr>
-      </w:pPr>
-      <w:r>
-        <w:rPr>
-          <w:rFonts w:ascii="Times New Roman" w:hAnsi="Times New Roman" w:cs="Times New Roman"/>
-          <w:sz w:val="28"/>
-          <w:szCs w:val="28"/>
-        </w:rPr>
-        <w:t>Checking account amount is nothing but which offers easy access to your money for daily transactional needs.</w:t>
-      </w:r>
-    </w:p>
-    <w:p>
-      <w:pPr>
-        <w:spacing w:after="0"/>
-        <w:jc w:val="both"/>
-        <w:rPr>
-          <w:rFonts w:ascii="Times New Roman" w:hAnsi="Times New Roman" w:cs="Times New Roman"/>
-          <w:sz w:val="28"/>
-          <w:szCs w:val="28"/>
-        </w:rPr>
-      </w:pPr>
-      <w:r>
-        <w:rPr>
-          <w:rFonts w:ascii="Times New Roman" w:hAnsi="Times New Roman" w:cs="Times New Roman"/>
-          <w:sz w:val="28"/>
-          <w:szCs w:val="28"/>
-        </w:rPr>
-        <w:t>Checking Accounts = SUM</w:t>
+        <w:t>Total CC Amount:</w:t>
+      </w:r>
+    </w:p>
+    <w:p>
+      <w:pPr>
+        <w:spacing w:after="0"/>
+        <w:jc w:val="both"/>
+        <w:rPr>
+          <w:rFonts w:ascii="Times New Roman" w:hAnsi="Times New Roman" w:cs="Times New Roman"/>
+          <w:sz w:val="28"/>
+          <w:szCs w:val="28"/>
+        </w:rPr>
+      </w:pPr>
+      <w:r>
+        <w:rPr>
+          <w:rFonts w:ascii="Times New Roman" w:hAnsi="Times New Roman" w:cs="Times New Roman"/>
+          <w:sz w:val="28"/>
+          <w:szCs w:val="28"/>
+        </w:rPr>
+        <w:t>Total CC Amount is a short-term source of financing for a company by a bank.</w:t>
+      </w:r>
+    </w:p>
+    <w:p>
+      <w:pPr>
+        <w:spacing w:after="0"/>
+        <w:jc w:val="both"/>
+        <w:rPr>
+          <w:rFonts w:ascii="Times New Roman" w:hAnsi="Times New Roman" w:cs="Times New Roman"/>
+          <w:sz w:val="28"/>
+          <w:szCs w:val="28"/>
+        </w:rPr>
+      </w:pPr>
+      <w:r>
+        <w:rPr>
+          <w:rFonts w:ascii="Times New Roman" w:hAnsi="Times New Roman" w:cs="Times New Roman"/>
+          <w:sz w:val="28"/>
+          <w:szCs w:val="28"/>
+        </w:rPr>
+        <w:t>Total CC Amount = SUM</w:t>
       </w:r>
       <w:r>
         <w:rPr>
@@ -2780,30 +2726,31 @@
           <w:sz w:val="28"/>
           <w:szCs w:val="28"/>
         </w:rPr>
-        <w:t>('Clients - Banking'[Checking Accounts] )</w:t>
-      </w:r>
-    </w:p>
-    <w:p>
-      <w:pPr>
-        <w:spacing w:after="0"/>
-        <w:jc w:val="both"/>
-        <w:rPr>
-          <w:rFonts w:ascii="Times New Roman" w:hAnsi="Times New Roman" w:cs="Times New Roman"/>
-          <w:sz w:val="28"/>
-          <w:szCs w:val="28"/>
-        </w:rPr>
-      </w:pPr>
-      <w:r>
-        <w:rPr>
-          <w:rFonts w:ascii="Times New Roman" w:hAnsi="Times New Roman" w:cs="Times New Roman"/>
+        <w:t>('Clients - Banking'[Amount of Credit Cards])</w:t>
+      </w:r>
+    </w:p>
+    <w:p>
+      <w:pPr>
+        <w:spacing w:after="0"/>
+        <w:jc w:val="both"/>
+        <w:rPr>
+          <w:rFonts w:ascii="Times New Roman" w:hAnsi="Times New Roman" w:cs="Times New Roman"/>
+          <w:sz w:val="28"/>
+          <w:szCs w:val="28"/>
+        </w:rPr>
+      </w:pPr>
+      <w:r>
+        <w:rPr>
+          <w:rFonts w:ascii="Times New Roman" w:hAnsi="Times New Roman" w:cs="Times New Roman"/>
+          <w:noProof/>
           <w:sz w:val="28"/>
           <w:szCs w:val="28"/>
         </w:rPr>
         <w:drawing>
-          <wp:inline distT="0" distB="0" distL="0" distR="0" wp14:anchorId="5B6F73D7" wp14:editId="1BA9B8B2">
-            <wp:extent cx="1800225" cy="828413"/>
-            <wp:effectExtent l="0" t="0" r="0" b="0"/>
-            <wp:docPr id="8" name="Picture 8"/>
+          <wp:inline distT="0" distB="0" distL="0" distR="0" wp14:anchorId="52C52020" wp14:editId="0DCD91B0">
+            <wp:extent cx="1628775" cy="836599"/>
+            <wp:effectExtent l="0" t="0" r="0" b="1905"/>
+            <wp:docPr id="9" name="Picture 9"/>
             <wp:cNvGraphicFramePr>
               <a:graphicFrameLocks xmlns:a="http://schemas.openxmlformats.org/drawingml/2006/main" noChangeAspect="1"/>
             </wp:cNvGraphicFramePr>
@@ -2823,7 +2770,7 @@
                   <pic:spPr>
                     <a:xfrm>
                       <a:off x="0" y="0"/>
-                      <a:ext cx="1815537" cy="835459"/>
+                      <a:ext cx="1637109" cy="840880"/>
                     </a:xfrm>
                     <a:prstGeom prst="rect">
                       <a:avLst/>
@@ -2865,46 +2812,45 @@
           <w:sz w:val="28"/>
           <w:szCs w:val="28"/>
         </w:rPr>
-        <w:t>Total CC Amount:</w:t>
-      </w:r>
-    </w:p>
-    <w:p>
-      <w:pPr>
-        <w:spacing w:after="0"/>
-        <w:jc w:val="both"/>
-        <w:rPr>
-          <w:rFonts w:ascii="Times New Roman" w:hAnsi="Times New Roman" w:cs="Times New Roman"/>
-          <w:sz w:val="28"/>
-          <w:szCs w:val="28"/>
-        </w:rPr>
-      </w:pPr>
-      <w:r>
-        <w:rPr>
-          <w:rFonts w:ascii="Times New Roman" w:hAnsi="Times New Roman" w:cs="Times New Roman"/>
-          <w:sz w:val="28"/>
-          <w:szCs w:val="28"/>
-        </w:rPr>
-        <w:t>Total CC Amount is a short-term source of financing for a company by a bank.</w:t>
-      </w:r>
-    </w:p>
-    <w:p>
-      <w:pPr>
-        <w:spacing w:after="0"/>
-        <w:jc w:val="both"/>
-        <w:rPr>
-          <w:rFonts w:ascii="Times New Roman" w:hAnsi="Times New Roman" w:cs="Times New Roman"/>
-          <w:sz w:val="28"/>
-          <w:szCs w:val="28"/>
-        </w:rPr>
-      </w:pPr>
-      <w:r>
-        <w:rPr>
-          <w:rFonts w:ascii="Times New Roman" w:hAnsi="Times New Roman" w:cs="Times New Roman"/>
-          <w:sz w:val="28"/>
-          <w:szCs w:val="28"/>
-        </w:rPr>
-        <w:lastRenderedPageBreak/>
-        <w:t>Total CC Amount = SUM</w:t>
+        <w:t>Saving Account Amount:</w:t>
+      </w:r>
+    </w:p>
+    <w:p>
+      <w:pPr>
+        <w:spacing w:after="0"/>
+        <w:jc w:val="both"/>
+        <w:rPr>
+          <w:rFonts w:ascii="Times New Roman" w:hAnsi="Times New Roman" w:cs="Times New Roman"/>
+          <w:sz w:val="28"/>
+          <w:szCs w:val="28"/>
+        </w:rPr>
+      </w:pPr>
+      <w:r>
+        <w:rPr>
+          <w:rFonts w:ascii="Times New Roman" w:hAnsi="Times New Roman" w:cs="Times New Roman"/>
+          <w:sz w:val="28"/>
+          <w:szCs w:val="28"/>
+        </w:rPr>
+        <w:t>A savings account is an interest-bearing deposit account held at a bank.</w:t>
+      </w:r>
+    </w:p>
+    <w:p>
+      <w:pPr>
+        <w:spacing w:after="0"/>
+        <w:jc w:val="both"/>
+        <w:rPr>
+          <w:rFonts w:ascii="Times New Roman" w:hAnsi="Times New Roman" w:cs="Times New Roman"/>
+          <w:sz w:val="28"/>
+          <w:szCs w:val="28"/>
+        </w:rPr>
+      </w:pPr>
+      <w:r>
+        <w:rPr>
+          <w:rFonts w:ascii="Times New Roman" w:hAnsi="Times New Roman" w:cs="Times New Roman"/>
+          <w:sz w:val="28"/>
+          <w:szCs w:val="28"/>
+        </w:rPr>
+        <w:t>Savings Account = SUM</w:t>
       </w:r>
       <w:r>
         <w:rPr>
@@ -2920,30 +2866,31 @@
           <w:sz w:val="28"/>
           <w:szCs w:val="28"/>
         </w:rPr>
-        <w:t>('Clients - Banking'[Amount of Credit Cards])</w:t>
-      </w:r>
-    </w:p>
-    <w:p>
-      <w:pPr>
-        <w:spacing w:after="0"/>
-        <w:jc w:val="both"/>
-        <w:rPr>
-          <w:rFonts w:ascii="Times New Roman" w:hAnsi="Times New Roman" w:cs="Times New Roman"/>
-          <w:sz w:val="28"/>
-          <w:szCs w:val="28"/>
-        </w:rPr>
-      </w:pPr>
-      <w:r>
-        <w:rPr>
-          <w:rFonts w:ascii="Times New Roman" w:hAnsi="Times New Roman" w:cs="Times New Roman"/>
+        <w:t>('Clients - Banking'[Saving Accounts]) </w:t>
+      </w:r>
+    </w:p>
+    <w:p>
+      <w:pPr>
+        <w:spacing w:after="0"/>
+        <w:jc w:val="both"/>
+        <w:rPr>
+          <w:rFonts w:ascii="Times New Roman" w:hAnsi="Times New Roman" w:cs="Times New Roman"/>
+          <w:sz w:val="28"/>
+          <w:szCs w:val="28"/>
+        </w:rPr>
+      </w:pPr>
+      <w:r>
+        <w:rPr>
+          <w:rFonts w:ascii="Times New Roman" w:hAnsi="Times New Roman" w:cs="Times New Roman"/>
+          <w:noProof/>
           <w:sz w:val="28"/>
           <w:szCs w:val="28"/>
         </w:rPr>
         <w:drawing>
-          <wp:inline distT="0" distB="0" distL="0" distR="0" wp14:anchorId="52C52020" wp14:editId="17A54E68">
-            <wp:extent cx="1790700" cy="919769"/>
+          <wp:inline distT="0" distB="0" distL="0" distR="0" wp14:anchorId="07694B68" wp14:editId="27FC8E37">
+            <wp:extent cx="1695450" cy="840417"/>
             <wp:effectExtent l="0" t="0" r="0" b="0"/>
-            <wp:docPr id="9" name="Picture 9"/>
+            <wp:docPr id="10" name="Picture 10"/>
             <wp:cNvGraphicFramePr>
               <a:graphicFrameLocks xmlns:a="http://schemas.openxmlformats.org/drawingml/2006/main" noChangeAspect="1"/>
             </wp:cNvGraphicFramePr>
@@ -2963,7 +2910,7 @@
                   <pic:spPr>
                     <a:xfrm>
                       <a:off x="0" y="0"/>
-                      <a:ext cx="1795629" cy="922301"/>
+                      <a:ext cx="1705412" cy="845355"/>
                     </a:xfrm>
                     <a:prstGeom prst="rect">
                       <a:avLst/>
@@ -2997,6 +2944,17 @@
           <w:szCs w:val="28"/>
         </w:rPr>
       </w:pPr>
+    </w:p>
+    <w:p>
+      <w:pPr>
+        <w:spacing w:after="0"/>
+        <w:jc w:val="both"/>
+        <w:rPr>
+          <w:rFonts w:ascii="Times New Roman" w:hAnsi="Times New Roman" w:cs="Times New Roman"/>
+          <w:sz w:val="28"/>
+          <w:szCs w:val="28"/>
+        </w:rPr>
+      </w:pPr>
       <w:r>
         <w:rPr>
           <w:rFonts w:ascii="Times New Roman" w:hAnsi="Times New Roman" w:cs="Times New Roman"/>
@@ -3005,45 +2963,46 @@
           <w:sz w:val="28"/>
           <w:szCs w:val="28"/>
         </w:rPr>
-        <w:t>Saving Account Amount:</w:t>
-      </w:r>
-    </w:p>
-    <w:p>
-      <w:pPr>
-        <w:spacing w:after="0"/>
-        <w:jc w:val="both"/>
-        <w:rPr>
-          <w:rFonts w:ascii="Times New Roman" w:hAnsi="Times New Roman" w:cs="Times New Roman"/>
-          <w:sz w:val="28"/>
-          <w:szCs w:val="28"/>
-        </w:rPr>
-      </w:pPr>
-      <w:r>
-        <w:rPr>
-          <w:rFonts w:ascii="Times New Roman" w:hAnsi="Times New Roman" w:cs="Times New Roman"/>
-          <w:sz w:val="28"/>
-          <w:szCs w:val="28"/>
-        </w:rPr>
-        <w:t>A savings account is an interest-bearing deposit account held at a bank.</w:t>
-      </w:r>
-    </w:p>
-    <w:p>
-      <w:pPr>
-        <w:spacing w:after="0"/>
-        <w:jc w:val="both"/>
-        <w:rPr>
-          <w:rFonts w:ascii="Times New Roman" w:hAnsi="Times New Roman" w:cs="Times New Roman"/>
-          <w:sz w:val="28"/>
-          <w:szCs w:val="28"/>
-        </w:rPr>
-      </w:pPr>
-      <w:r>
-        <w:rPr>
-          <w:rFonts w:ascii="Times New Roman" w:hAnsi="Times New Roman" w:cs="Times New Roman"/>
-          <w:sz w:val="28"/>
-          <w:szCs w:val="28"/>
-        </w:rPr>
-        <w:t>Savings Account = SUM</w:t>
+        <w:lastRenderedPageBreak/>
+        <w:t>Foreign Currency Amount:</w:t>
+      </w:r>
+    </w:p>
+    <w:p>
+      <w:pPr>
+        <w:spacing w:after="0"/>
+        <w:jc w:val="both"/>
+        <w:rPr>
+          <w:rFonts w:ascii="Times New Roman" w:hAnsi="Times New Roman" w:cs="Times New Roman"/>
+          <w:sz w:val="28"/>
+          <w:szCs w:val="28"/>
+        </w:rPr>
+      </w:pPr>
+      <w:r>
+        <w:rPr>
+          <w:rFonts w:ascii="Times New Roman" w:hAnsi="Times New Roman" w:cs="Times New Roman"/>
+          <w:sz w:val="28"/>
+          <w:szCs w:val="28"/>
+        </w:rPr>
+        <w:t>Foreign Currency Account means an account held in a currency that is not the currency of India or Bhutan or Nepal.</w:t>
+      </w:r>
+    </w:p>
+    <w:p>
+      <w:pPr>
+        <w:spacing w:after="0"/>
+        <w:jc w:val="both"/>
+        <w:rPr>
+          <w:rFonts w:ascii="Times New Roman" w:hAnsi="Times New Roman" w:cs="Times New Roman"/>
+          <w:sz w:val="28"/>
+          <w:szCs w:val="28"/>
+        </w:rPr>
+      </w:pPr>
+      <w:r>
+        <w:rPr>
+          <w:rFonts w:ascii="Times New Roman" w:hAnsi="Times New Roman" w:cs="Times New Roman"/>
+          <w:sz w:val="28"/>
+          <w:szCs w:val="28"/>
+        </w:rPr>
+        <w:t>Foreign Currency Account = SUM</w:t>
       </w:r>
       <w:r>
         <w:rPr>
@@ -3059,30 +3018,31 @@
           <w:sz w:val="28"/>
           <w:szCs w:val="28"/>
         </w:rPr>
-        <w:t>('Clients - Banking'[Saving Accounts]) </w:t>
-      </w:r>
-    </w:p>
-    <w:p>
-      <w:pPr>
-        <w:spacing w:after="0"/>
-        <w:jc w:val="both"/>
-        <w:rPr>
-          <w:rFonts w:ascii="Times New Roman" w:hAnsi="Times New Roman" w:cs="Times New Roman"/>
-          <w:sz w:val="28"/>
-          <w:szCs w:val="28"/>
-        </w:rPr>
-      </w:pPr>
-      <w:r>
-        <w:rPr>
-          <w:rFonts w:ascii="Times New Roman" w:hAnsi="Times New Roman" w:cs="Times New Roman"/>
+        <w:t>('Clients - Banking'[Foreign Currency Account]) </w:t>
+      </w:r>
+    </w:p>
+    <w:p>
+      <w:pPr>
+        <w:spacing w:after="0"/>
+        <w:jc w:val="both"/>
+        <w:rPr>
+          <w:rFonts w:ascii="Times New Roman" w:hAnsi="Times New Roman" w:cs="Times New Roman"/>
+          <w:sz w:val="28"/>
+          <w:szCs w:val="28"/>
+        </w:rPr>
+      </w:pPr>
+      <w:r>
+        <w:rPr>
+          <w:rFonts w:ascii="Times New Roman" w:hAnsi="Times New Roman" w:cs="Times New Roman"/>
+          <w:noProof/>
           <w:sz w:val="28"/>
           <w:szCs w:val="28"/>
         </w:rPr>
         <w:drawing>
-          <wp:inline distT="0" distB="0" distL="0" distR="0" wp14:anchorId="07694B68" wp14:editId="2A0E897F">
-            <wp:extent cx="1943100" cy="963175"/>
-            <wp:effectExtent l="0" t="0" r="0" b="8890"/>
-            <wp:docPr id="10" name="Picture 10"/>
+          <wp:inline distT="0" distB="0" distL="0" distR="0" wp14:anchorId="606F1BA2" wp14:editId="7B2B8343">
+            <wp:extent cx="1638300" cy="833779"/>
+            <wp:effectExtent l="0" t="0" r="0" b="4445"/>
+            <wp:docPr id="11" name="Picture 11"/>
             <wp:cNvGraphicFramePr>
               <a:graphicFrameLocks xmlns:a="http://schemas.openxmlformats.org/drawingml/2006/main" noChangeAspect="1"/>
             </wp:cNvGraphicFramePr>
@@ -3102,7 +3062,7 @@
                   <pic:spPr>
                     <a:xfrm>
                       <a:off x="0" y="0"/>
-                      <a:ext cx="1948552" cy="965877"/>
+                      <a:ext cx="1644448" cy="836908"/>
                     </a:xfrm>
                     <a:prstGeom prst="rect">
                       <a:avLst/>
@@ -3144,45 +3104,45 @@
           <w:sz w:val="28"/>
           <w:szCs w:val="28"/>
         </w:rPr>
-        <w:t>Foreign Currency Amount:</w:t>
-      </w:r>
-    </w:p>
-    <w:p>
-      <w:pPr>
-        <w:spacing w:after="0"/>
-        <w:jc w:val="both"/>
-        <w:rPr>
-          <w:rFonts w:ascii="Times New Roman" w:hAnsi="Times New Roman" w:cs="Times New Roman"/>
-          <w:sz w:val="28"/>
-          <w:szCs w:val="28"/>
-        </w:rPr>
-      </w:pPr>
-      <w:r>
-        <w:rPr>
-          <w:rFonts w:ascii="Times New Roman" w:hAnsi="Times New Roman" w:cs="Times New Roman"/>
-          <w:sz w:val="28"/>
-          <w:szCs w:val="28"/>
-        </w:rPr>
-        <w:t>Foreign Currency Account means an account held in a currency that is not the currency of India or Bhutan or Nepal.</w:t>
-      </w:r>
-    </w:p>
-    <w:p>
-      <w:pPr>
-        <w:spacing w:after="0"/>
-        <w:jc w:val="both"/>
-        <w:rPr>
-          <w:rFonts w:ascii="Times New Roman" w:hAnsi="Times New Roman" w:cs="Times New Roman"/>
-          <w:sz w:val="28"/>
-          <w:szCs w:val="28"/>
-        </w:rPr>
-      </w:pPr>
-      <w:r>
-        <w:rPr>
-          <w:rFonts w:ascii="Times New Roman" w:hAnsi="Times New Roman" w:cs="Times New Roman"/>
-          <w:sz w:val="28"/>
-          <w:szCs w:val="28"/>
-        </w:rPr>
-        <w:t>Foreign Currency Account = SUM</w:t>
+        <w:t>Credit Cards Balance:</w:t>
+      </w:r>
+    </w:p>
+    <w:p>
+      <w:pPr>
+        <w:spacing w:after="0"/>
+        <w:jc w:val="both"/>
+        <w:rPr>
+          <w:rFonts w:ascii="Times New Roman" w:hAnsi="Times New Roman" w:cs="Times New Roman"/>
+          <w:sz w:val="28"/>
+          <w:szCs w:val="28"/>
+        </w:rPr>
+      </w:pPr>
+      <w:r>
+        <w:rPr>
+          <w:rFonts w:ascii="Times New Roman" w:hAnsi="Times New Roman" w:cs="Times New Roman"/>
+          <w:sz w:val="28"/>
+          <w:szCs w:val="28"/>
+        </w:rPr>
+        <w:t>It is the total amount of money currently owned by a cardholder to their credit card bank.</w:t>
+      </w:r>
+    </w:p>
+    <w:p>
+      <w:pPr>
+        <w:spacing w:after="0"/>
+        <w:jc w:val="both"/>
+        <w:rPr>
+          <w:rFonts w:ascii="Times New Roman" w:hAnsi="Times New Roman" w:cs="Times New Roman"/>
+          <w:sz w:val="28"/>
+          <w:szCs w:val="28"/>
+        </w:rPr>
+      </w:pPr>
+      <w:r>
+        <w:rPr>
+          <w:rFonts w:ascii="Times New Roman" w:hAnsi="Times New Roman" w:cs="Times New Roman"/>
+          <w:sz w:val="28"/>
+          <w:szCs w:val="28"/>
+        </w:rPr>
+        <w:t>Credit Cards Balance = SUM</w:t>
       </w:r>
       <w:r>
         <w:rPr>
@@ -3198,30 +3158,31 @@
           <w:sz w:val="28"/>
           <w:szCs w:val="28"/>
         </w:rPr>
-        <w:t>('Clients - Banking'[Foreign Currency Account]) </w:t>
-      </w:r>
-    </w:p>
-    <w:p>
-      <w:pPr>
-        <w:spacing w:after="0"/>
-        <w:jc w:val="both"/>
-        <w:rPr>
-          <w:rFonts w:ascii="Times New Roman" w:hAnsi="Times New Roman" w:cs="Times New Roman"/>
-          <w:sz w:val="28"/>
-          <w:szCs w:val="28"/>
-        </w:rPr>
-      </w:pPr>
-      <w:r>
-        <w:rPr>
-          <w:rFonts w:ascii="Times New Roman" w:hAnsi="Times New Roman" w:cs="Times New Roman"/>
+        <w:t>('Clients - Banking'[Credit Card Balance] )</w:t>
+      </w:r>
+    </w:p>
+    <w:p>
+      <w:pPr>
+        <w:spacing w:after="0"/>
+        <w:jc w:val="both"/>
+        <w:rPr>
+          <w:rFonts w:ascii="Times New Roman" w:hAnsi="Times New Roman" w:cs="Times New Roman"/>
+          <w:sz w:val="28"/>
+          <w:szCs w:val="28"/>
+        </w:rPr>
+      </w:pPr>
+      <w:r>
+        <w:rPr>
+          <w:rFonts w:ascii="Times New Roman" w:hAnsi="Times New Roman" w:cs="Times New Roman"/>
+          <w:noProof/>
           <w:sz w:val="28"/>
           <w:szCs w:val="28"/>
         </w:rPr>
         <w:drawing>
-          <wp:inline distT="0" distB="0" distL="0" distR="0" wp14:anchorId="606F1BA2" wp14:editId="2E642C7A">
-            <wp:extent cx="1684420" cy="857250"/>
+          <wp:inline distT="0" distB="0" distL="0" distR="0" wp14:anchorId="77A9F366" wp14:editId="7C7488C5">
+            <wp:extent cx="1625786" cy="666750"/>
             <wp:effectExtent l="0" t="0" r="0" b="0"/>
-            <wp:docPr id="11" name="Picture 11"/>
+            <wp:docPr id="12" name="Picture 12"/>
             <wp:cNvGraphicFramePr>
               <a:graphicFrameLocks xmlns:a="http://schemas.openxmlformats.org/drawingml/2006/main" noChangeAspect="1"/>
             </wp:cNvGraphicFramePr>
@@ -3241,7 +3202,7 @@
                   <pic:spPr>
                     <a:xfrm>
                       <a:off x="0" y="0"/>
-                      <a:ext cx="1687864" cy="859003"/>
+                      <a:ext cx="1639477" cy="672365"/>
                     </a:xfrm>
                     <a:prstGeom prst="rect">
                       <a:avLst/>
@@ -3271,131 +3232,10 @@
         <w:jc w:val="both"/>
         <w:rPr>
           <w:rFonts w:ascii="Times New Roman" w:hAnsi="Times New Roman" w:cs="Times New Roman"/>
-          <w:sz w:val="28"/>
-          <w:szCs w:val="28"/>
-        </w:rPr>
-      </w:pPr>
-      <w:r>
-        <w:rPr>
-          <w:rFonts w:ascii="Times New Roman" w:hAnsi="Times New Roman" w:cs="Times New Roman"/>
           <w:b/>
           <w:bCs/>
-          <w:sz w:val="28"/>
-          <w:szCs w:val="28"/>
-        </w:rPr>
-        <w:t>Engagement Account:</w:t>
-      </w:r>
-    </w:p>
-    <w:p>
-      <w:pPr>
-        <w:spacing w:after="0"/>
-        <w:jc w:val="both"/>
-        <w:rPr>
-          <w:rFonts w:ascii="Times New Roman" w:hAnsi="Times New Roman" w:cs="Times New Roman"/>
-          <w:sz w:val="28"/>
-          <w:szCs w:val="28"/>
-        </w:rPr>
-      </w:pPr>
-      <w:r>
-        <w:rPr>
-          <w:rFonts w:ascii="Times New Roman" w:hAnsi="Times New Roman" w:cs="Times New Roman"/>
-          <w:sz w:val="28"/>
-          <w:szCs w:val="28"/>
-        </w:rPr>
-        <w:t xml:space="preserve">Engagement Banking is nothing but puts the customer at the </w:t>
-      </w:r>
-      <w:r>
-        <w:rPr>
-          <w:rFonts w:ascii="Times New Roman" w:hAnsi="Times New Roman" w:cs="Times New Roman"/>
-          <w:sz w:val="28"/>
-          <w:szCs w:val="28"/>
-        </w:rPr>
-        <w:t>centre</w:t>
-      </w:r>
-      <w:r>
-        <w:rPr>
-          <w:rFonts w:ascii="Times New Roman" w:hAnsi="Times New Roman" w:cs="Times New Roman"/>
-          <w:sz w:val="28"/>
-          <w:szCs w:val="28"/>
-        </w:rPr>
-        <w:t xml:space="preserve"> and aims to deliver the digital experiences they expect.</w:t>
-      </w:r>
-    </w:p>
-    <w:p>
-      <w:pPr>
-        <w:spacing w:after="0"/>
-        <w:jc w:val="both"/>
-        <w:rPr>
-          <w:rFonts w:ascii="Times New Roman" w:hAnsi="Times New Roman" w:cs="Times New Roman"/>
-          <w:sz w:val="28"/>
-          <w:szCs w:val="28"/>
-        </w:rPr>
-      </w:pPr>
-      <w:r>
-        <w:rPr>
-          <w:rFonts w:ascii="Times New Roman" w:hAnsi="Times New Roman" w:cs="Times New Roman"/>
-          <w:sz w:val="28"/>
-          <w:szCs w:val="28"/>
-        </w:rPr>
-        <w:t>Engag</w:t>
-      </w:r>
-      <w:r>
-        <w:rPr>
-          <w:rFonts w:ascii="Times New Roman" w:hAnsi="Times New Roman" w:cs="Times New Roman"/>
-          <w:sz w:val="28"/>
-          <w:szCs w:val="28"/>
-        </w:rPr>
-        <w:t>e</w:t>
-      </w:r>
-      <w:r>
-        <w:rPr>
-          <w:rFonts w:ascii="Times New Roman" w:hAnsi="Times New Roman" w:cs="Times New Roman"/>
-          <w:sz w:val="28"/>
-          <w:szCs w:val="28"/>
-        </w:rPr>
-        <w:t>ment Length = SUM</w:t>
-      </w:r>
-      <w:r>
-        <w:rPr>
-          <w:rFonts w:ascii="Times New Roman" w:hAnsi="Times New Roman" w:cs="Times New Roman"/>
-          <w:sz w:val="28"/>
-          <w:szCs w:val="28"/>
-        </w:rPr>
-        <w:t xml:space="preserve"> </w:t>
-      </w:r>
-      <w:r>
-        <w:rPr>
-          <w:rFonts w:ascii="Times New Roman" w:hAnsi="Times New Roman" w:cs="Times New Roman"/>
-          <w:sz w:val="28"/>
-          <w:szCs w:val="28"/>
-        </w:rPr>
-        <w:t>('Clients - Banking'[Engag</w:t>
-      </w:r>
-      <w:r>
-        <w:rPr>
-          <w:rFonts w:ascii="Times New Roman" w:hAnsi="Times New Roman" w:cs="Times New Roman"/>
-          <w:sz w:val="28"/>
-          <w:szCs w:val="28"/>
-        </w:rPr>
-        <w:t>e</w:t>
-      </w:r>
-      <w:r>
-        <w:rPr>
-          <w:rFonts w:ascii="Times New Roman" w:hAnsi="Times New Roman" w:cs="Times New Roman"/>
-          <w:sz w:val="28"/>
-          <w:szCs w:val="28"/>
-        </w:rPr>
-        <w:t>ment Days])</w:t>
-      </w:r>
-    </w:p>
-    <w:p>
-      <w:pPr>
-        <w:spacing w:after="0"/>
-        <w:jc w:val="both"/>
-        <w:rPr>
-          <w:rFonts w:ascii="Times New Roman" w:hAnsi="Times New Roman" w:cs="Times New Roman"/>
-          <w:sz w:val="28"/>
-          <w:szCs w:val="28"/>
+          <w:sz w:val="32"/>
+          <w:szCs w:val="32"/>
         </w:rPr>
       </w:pPr>
       <w:r>
@@ -3403,15 +3243,65 @@
           <w:rFonts w:ascii="Times New Roman" w:hAnsi="Times New Roman" w:cs="Times New Roman"/>
           <w:b/>
           <w:bCs/>
+          <w:sz w:val="32"/>
+          <w:szCs w:val="32"/>
+        </w:rPr>
+        <w:t xml:space="preserve">Visualization And Result </w:t>
+      </w:r>
+    </w:p>
+    <w:p>
+      <w:pPr>
+        <w:spacing w:after="0"/>
+        <w:jc w:val="both"/>
+        <w:rPr>
+          <w:rFonts w:ascii="Times New Roman" w:hAnsi="Times New Roman" w:cs="Times New Roman"/>
+          <w:sz w:val="28"/>
+          <w:szCs w:val="28"/>
+        </w:rPr>
+      </w:pPr>
+    </w:p>
+    <w:p>
+      <w:pPr>
+        <w:spacing w:after="0"/>
+        <w:jc w:val="both"/>
+        <w:rPr>
+          <w:rFonts w:ascii="Times New Roman" w:hAnsi="Times New Roman" w:cs="Times New Roman"/>
+          <w:b/>
+          <w:bCs/>
+          <w:sz w:val="28"/>
+          <w:szCs w:val="28"/>
+        </w:rPr>
+      </w:pPr>
+      <w:r>
+        <w:rPr>
+          <w:rFonts w:ascii="Times New Roman" w:hAnsi="Times New Roman" w:cs="Times New Roman"/>
+          <w:b/>
+          <w:bCs/>
+          <w:sz w:val="28"/>
+          <w:szCs w:val="28"/>
+        </w:rPr>
+        <w:t>Home </w:t>
+      </w:r>
+    </w:p>
+    <w:p>
+      <w:pPr>
+        <w:spacing w:after="0"/>
+        <w:jc w:val="both"/>
+        <w:rPr>
+          <w:rFonts w:ascii="Times New Roman" w:hAnsi="Times New Roman" w:cs="Times New Roman"/>
+          <w:sz w:val="28"/>
+          <w:szCs w:val="28"/>
+        </w:rPr>
+      </w:pPr>
+      <w:r>
+        <w:rPr>
           <w:noProof/>
-          <w:sz w:val="28"/>
-          <w:szCs w:val="28"/>
         </w:rPr>
         <w:drawing>
-          <wp:inline distT="0" distB="0" distL="0" distR="0" wp14:anchorId="76387B8D" wp14:editId="2FA233AF">
-            <wp:extent cx="1809750" cy="988519"/>
-            <wp:effectExtent l="0" t="0" r="0" b="2540"/>
-            <wp:docPr id="23" name="Picture 23"/>
+          <wp:inline distT="0" distB="0" distL="0" distR="0" wp14:anchorId="69F61447" wp14:editId="5E024D4E">
+            <wp:extent cx="5731510" cy="3214370"/>
+            <wp:effectExtent l="0" t="0" r="2540" b="5080"/>
+            <wp:docPr id="16" name="Picture 16"/>
             <wp:cNvGraphicFramePr>
               <a:graphicFrameLocks xmlns:a="http://schemas.openxmlformats.org/drawingml/2006/main" noChangeAspect="1"/>
             </wp:cNvGraphicFramePr>
@@ -3419,7 +3309,7 @@
               <a:graphicData uri="http://schemas.openxmlformats.org/drawingml/2006/picture">
                 <pic:pic xmlns:pic="http://schemas.openxmlformats.org/drawingml/2006/picture">
                   <pic:nvPicPr>
-                    <pic:cNvPr id="0" name="Picture 97"/>
+                    <pic:cNvPr id="0" name="Picture 7"/>
                     <pic:cNvPicPr>
                       <a:picLocks noChangeAspect="1" noChangeArrowheads="1"/>
                     </pic:cNvPicPr>
@@ -3440,7 +3330,7 @@
                   <pic:spPr bwMode="auto">
                     <a:xfrm>
                       <a:off x="0" y="0"/>
-                      <a:ext cx="1809750" cy="988519"/>
+                      <a:ext cx="5731510" cy="3214370"/>
                     </a:xfrm>
                     <a:prstGeom prst="rect">
                       <a:avLst/>
@@ -3478,6 +3368,28 @@
           <w:szCs w:val="28"/>
         </w:rPr>
       </w:pPr>
+    </w:p>
+    <w:p>
+      <w:pPr>
+        <w:spacing w:after="0"/>
+        <w:jc w:val="both"/>
+        <w:rPr>
+          <w:rFonts w:ascii="Times New Roman" w:hAnsi="Times New Roman" w:cs="Times New Roman"/>
+          <w:sz w:val="28"/>
+          <w:szCs w:val="28"/>
+        </w:rPr>
+      </w:pPr>
+    </w:p>
+    <w:p>
+      <w:pPr>
+        <w:spacing w:after="0"/>
+        <w:jc w:val="both"/>
+        <w:rPr>
+          <w:rFonts w:ascii="Times New Roman" w:hAnsi="Times New Roman" w:cs="Times New Roman"/>
+          <w:sz w:val="28"/>
+          <w:szCs w:val="28"/>
+        </w:rPr>
+      </w:pPr>
       <w:r>
         <w:rPr>
           <w:rFonts w:ascii="Times New Roman" w:hAnsi="Times New Roman" w:cs="Times New Roman"/>
@@ -3486,85 +3398,29 @@
           <w:sz w:val="28"/>
           <w:szCs w:val="28"/>
         </w:rPr>
-        <w:t>Credit Cards Balance:</w:t>
-      </w:r>
-    </w:p>
-    <w:p>
-      <w:pPr>
-        <w:spacing w:after="0"/>
-        <w:jc w:val="both"/>
-        <w:rPr>
-          <w:rFonts w:ascii="Times New Roman" w:hAnsi="Times New Roman" w:cs="Times New Roman"/>
-          <w:sz w:val="28"/>
-          <w:szCs w:val="28"/>
-        </w:rPr>
-      </w:pPr>
-      <w:r>
-        <w:rPr>
-          <w:rFonts w:ascii="Times New Roman" w:hAnsi="Times New Roman" w:cs="Times New Roman"/>
-          <w:sz w:val="28"/>
-          <w:szCs w:val="28"/>
-        </w:rPr>
-        <w:t>It is the total amount of money currently owned by a cardholder to their credit card bank.</w:t>
-      </w:r>
-    </w:p>
-    <w:p>
-      <w:pPr>
-        <w:spacing w:after="0"/>
-        <w:jc w:val="both"/>
-        <w:rPr>
-          <w:rFonts w:ascii="Times New Roman" w:hAnsi="Times New Roman" w:cs="Times New Roman"/>
-          <w:sz w:val="28"/>
-          <w:szCs w:val="28"/>
-        </w:rPr>
-      </w:pPr>
-      <w:r>
-        <w:rPr>
-          <w:rFonts w:ascii="Times New Roman" w:hAnsi="Times New Roman" w:cs="Times New Roman"/>
-          <w:sz w:val="28"/>
-          <w:szCs w:val="28"/>
-        </w:rPr>
-        <w:t>Credit Cards Balance = SUM</w:t>
-      </w:r>
-      <w:r>
-        <w:rPr>
-          <w:rFonts w:ascii="Times New Roman" w:hAnsi="Times New Roman" w:cs="Times New Roman"/>
-          <w:sz w:val="28"/>
-          <w:szCs w:val="28"/>
-        </w:rPr>
-        <w:t xml:space="preserve"> </w:t>
-      </w:r>
-      <w:r>
-        <w:rPr>
-          <w:rFonts w:ascii="Times New Roman" w:hAnsi="Times New Roman" w:cs="Times New Roman"/>
-          <w:sz w:val="28"/>
-          <w:szCs w:val="28"/>
-        </w:rPr>
-        <w:t>('Clients - Banking'[Credit Card Balance] )</w:t>
-      </w:r>
-    </w:p>
-    <w:p>
-      <w:pPr>
-        <w:spacing w:after="0"/>
-        <w:jc w:val="both"/>
-        <w:rPr>
-          <w:rFonts w:ascii="Times New Roman" w:hAnsi="Times New Roman" w:cs="Times New Roman"/>
-          <w:sz w:val="28"/>
-          <w:szCs w:val="28"/>
-        </w:rPr>
-      </w:pPr>
-      <w:r>
-        <w:rPr>
-          <w:rFonts w:ascii="Times New Roman" w:hAnsi="Times New Roman" w:cs="Times New Roman"/>
-          <w:sz w:val="28"/>
-          <w:szCs w:val="28"/>
-        </w:rPr>
         <w:lastRenderedPageBreak/>
+        <w:t>Loan Analysis</w:t>
+      </w:r>
+    </w:p>
+    <w:p>
+      <w:pPr>
+        <w:spacing w:after="0"/>
+        <w:jc w:val="both"/>
+        <w:rPr>
+          <w:rFonts w:ascii="Times New Roman" w:hAnsi="Times New Roman" w:cs="Times New Roman"/>
+          <w:sz w:val="28"/>
+          <w:szCs w:val="28"/>
+        </w:rPr>
+      </w:pPr>
+      <w:r>
+        <w:rPr>
+          <w:noProof/>
+        </w:rPr>
         <w:drawing>
-          <wp:inline distT="0" distB="0" distL="0" distR="0" wp14:anchorId="77A9F366" wp14:editId="6E74F445">
-            <wp:extent cx="1695450" cy="695320"/>
-            <wp:effectExtent l="0" t="0" r="0" b="0"/>
-            <wp:docPr id="12" name="Picture 12"/>
+          <wp:inline distT="0" distB="0" distL="0" distR="0" wp14:anchorId="0FD2E769" wp14:editId="47E64627">
+            <wp:extent cx="5731510" cy="3199130"/>
+            <wp:effectExtent l="0" t="0" r="2540" b="1270"/>
+            <wp:docPr id="3" name="Picture 3"/>
             <wp:cNvGraphicFramePr>
               <a:graphicFrameLocks xmlns:a="http://schemas.openxmlformats.org/drawingml/2006/main" noChangeAspect="1"/>
             </wp:cNvGraphicFramePr>
@@ -3572,222 +3428,13 @@
               <a:graphicData uri="http://schemas.openxmlformats.org/drawingml/2006/picture">
                 <pic:pic xmlns:pic="http://schemas.openxmlformats.org/drawingml/2006/picture">
                   <pic:nvPicPr>
-                    <pic:cNvPr id="1" name=""/>
-                    <pic:cNvPicPr/>
-                  </pic:nvPicPr>
-                  <pic:blipFill>
-                    <a:blip r:embed="rId21"/>
-                    <a:stretch>
-                      <a:fillRect/>
-                    </a:stretch>
-                  </pic:blipFill>
-                  <pic:spPr>
-                    <a:xfrm>
-                      <a:off x="0" y="0"/>
-                      <a:ext cx="1706818" cy="699982"/>
-                    </a:xfrm>
-                    <a:prstGeom prst="rect">
-                      <a:avLst/>
-                    </a:prstGeom>
-                  </pic:spPr>
-                </pic:pic>
-              </a:graphicData>
-            </a:graphic>
-          </wp:inline>
-        </w:drawing>
-      </w:r>
-    </w:p>
-    <w:p>
-      <w:pPr>
-        <w:spacing w:after="0"/>
-        <w:jc w:val="both"/>
-        <w:rPr>
-          <w:rFonts w:ascii="Times New Roman" w:hAnsi="Times New Roman" w:cs="Times New Roman"/>
-          <w:sz w:val="28"/>
-          <w:szCs w:val="28"/>
-        </w:rPr>
-      </w:pPr>
-    </w:p>
-    <w:p>
-      <w:pPr>
-        <w:spacing w:after="0"/>
-        <w:jc w:val="both"/>
-        <w:rPr>
-          <w:rFonts w:ascii="Times New Roman" w:hAnsi="Times New Roman" w:cs="Times New Roman"/>
-          <w:b/>
-          <w:bCs/>
-          <w:sz w:val="32"/>
-          <w:szCs w:val="32"/>
-        </w:rPr>
-      </w:pPr>
-      <w:r>
-        <w:rPr>
-          <w:rFonts w:ascii="Times New Roman" w:hAnsi="Times New Roman" w:cs="Times New Roman"/>
-          <w:b/>
-          <w:bCs/>
-          <w:sz w:val="32"/>
-          <w:szCs w:val="32"/>
-        </w:rPr>
-        <w:t xml:space="preserve">Visualization And Result </w:t>
-      </w:r>
-    </w:p>
-    <w:p>
-      <w:pPr>
-        <w:spacing w:after="0"/>
-        <w:jc w:val="both"/>
-        <w:rPr>
-          <w:rFonts w:ascii="Times New Roman" w:hAnsi="Times New Roman" w:cs="Times New Roman"/>
-          <w:sz w:val="28"/>
-          <w:szCs w:val="28"/>
-        </w:rPr>
-      </w:pPr>
-    </w:p>
-    <w:p>
-      <w:pPr>
-        <w:spacing w:after="0"/>
-        <w:jc w:val="both"/>
-        <w:rPr>
-          <w:rFonts w:ascii="Times New Roman" w:hAnsi="Times New Roman" w:cs="Times New Roman"/>
-          <w:b/>
-          <w:bCs/>
-          <w:sz w:val="28"/>
-          <w:szCs w:val="28"/>
-        </w:rPr>
-      </w:pPr>
-      <w:r>
-        <w:rPr>
-          <w:rFonts w:ascii="Times New Roman" w:hAnsi="Times New Roman" w:cs="Times New Roman"/>
-          <w:b/>
-          <w:bCs/>
-          <w:sz w:val="28"/>
-          <w:szCs w:val="28"/>
-        </w:rPr>
-        <w:t>Home </w:t>
-      </w:r>
-    </w:p>
-    <w:p>
-      <w:pPr>
-        <w:spacing w:after="0"/>
-        <w:jc w:val="both"/>
-        <w:rPr>
-          <w:rFonts w:ascii="Times New Roman" w:hAnsi="Times New Roman" w:cs="Times New Roman"/>
-          <w:sz w:val="28"/>
-          <w:szCs w:val="28"/>
-        </w:rPr>
-      </w:pPr>
-      <w:r>
-        <w:rPr>
-          <w:rFonts w:ascii="Times New Roman" w:hAnsi="Times New Roman" w:cs="Times New Roman"/>
-          <w:sz w:val="28"/>
-          <w:szCs w:val="28"/>
-        </w:rPr>
-        <w:drawing>
-          <wp:inline distT="0" distB="0" distL="0" distR="0" wp14:anchorId="5CF5DD94" wp14:editId="08BBF2DA">
-            <wp:extent cx="5731510" cy="3117850"/>
-            <wp:effectExtent l="0" t="0" r="2540" b="6350"/>
-            <wp:docPr id="13" name="Picture 13"/>
-            <wp:cNvGraphicFramePr>
-              <a:graphicFrameLocks xmlns:a="http://schemas.openxmlformats.org/drawingml/2006/main" noChangeAspect="1"/>
-            </wp:cNvGraphicFramePr>
-            <a:graphic xmlns:a="http://schemas.openxmlformats.org/drawingml/2006/main">
-              <a:graphicData uri="http://schemas.openxmlformats.org/drawingml/2006/picture">
-                <pic:pic xmlns:pic="http://schemas.openxmlformats.org/drawingml/2006/picture">
-                  <pic:nvPicPr>
-                    <pic:cNvPr id="1" name=""/>
-                    <pic:cNvPicPr/>
-                  </pic:nvPicPr>
-                  <pic:blipFill>
-                    <a:blip r:embed="rId22"/>
-                    <a:stretch>
-                      <a:fillRect/>
-                    </a:stretch>
-                  </pic:blipFill>
-                  <pic:spPr>
-                    <a:xfrm>
-                      <a:off x="0" y="0"/>
-                      <a:ext cx="5731510" cy="3117850"/>
-                    </a:xfrm>
-                    <a:prstGeom prst="rect">
-                      <a:avLst/>
-                    </a:prstGeom>
-                  </pic:spPr>
-                </pic:pic>
-              </a:graphicData>
-            </a:graphic>
-          </wp:inline>
-        </w:drawing>
-      </w:r>
-    </w:p>
-    <w:p>
-      <w:pPr>
-        <w:spacing w:after="0"/>
-        <w:jc w:val="both"/>
-        <w:rPr>
-          <w:rFonts w:ascii="Times New Roman" w:hAnsi="Times New Roman" w:cs="Times New Roman"/>
-          <w:sz w:val="28"/>
-          <w:szCs w:val="28"/>
-        </w:rPr>
-      </w:pPr>
-    </w:p>
-    <w:p>
-      <w:pPr>
-        <w:spacing w:after="0"/>
-        <w:jc w:val="both"/>
-        <w:rPr>
-          <w:rFonts w:ascii="Times New Roman" w:hAnsi="Times New Roman" w:cs="Times New Roman"/>
-          <w:sz w:val="28"/>
-          <w:szCs w:val="28"/>
-        </w:rPr>
-      </w:pPr>
-      <w:r>
-        <w:rPr>
-          <w:rFonts w:ascii="Times New Roman" w:hAnsi="Times New Roman" w:cs="Times New Roman"/>
-          <w:b/>
-          <w:bCs/>
-          <w:sz w:val="28"/>
-          <w:szCs w:val="28"/>
-        </w:rPr>
-        <w:t>Loan Analysis</w:t>
-      </w:r>
-    </w:p>
-    <w:p>
-      <w:pPr>
-        <w:spacing w:after="0"/>
-        <w:jc w:val="both"/>
-        <w:rPr>
-          <w:rFonts w:ascii="Times New Roman" w:hAnsi="Times New Roman" w:cs="Times New Roman"/>
-          <w:sz w:val="28"/>
-          <w:szCs w:val="28"/>
-        </w:rPr>
-      </w:pPr>
-      <w:r>
-        <w:rPr>
-          <w:rFonts w:ascii="Times New Roman" w:hAnsi="Times New Roman" w:cs="Times New Roman"/>
-          <w:b/>
-          <w:bCs/>
-          <w:noProof/>
-          <w:sz w:val="28"/>
-          <w:szCs w:val="28"/>
-        </w:rPr>
-        <w:drawing>
-          <wp:inline distT="0" distB="0" distL="0" distR="0" wp14:anchorId="28C167DF" wp14:editId="29281A89">
-            <wp:extent cx="5295900" cy="2700756"/>
-            <wp:effectExtent l="0" t="0" r="0" b="4445"/>
-            <wp:docPr id="20" name="Picture 20"/>
-            <wp:cNvGraphicFramePr>
-              <a:graphicFrameLocks xmlns:a="http://schemas.openxmlformats.org/drawingml/2006/main" noChangeAspect="1"/>
-            </wp:cNvGraphicFramePr>
-            <a:graphic xmlns:a="http://schemas.openxmlformats.org/drawingml/2006/main">
-              <a:graphicData uri="http://schemas.openxmlformats.org/drawingml/2006/picture">
-                <pic:pic xmlns:pic="http://schemas.openxmlformats.org/drawingml/2006/picture">
-                  <pic:nvPicPr>
-                    <pic:cNvPr id="0" name="Picture 100"/>
+                    <pic:cNvPr id="0" name="Picture 1"/>
                     <pic:cNvPicPr>
                       <a:picLocks noChangeAspect="1" noChangeArrowheads="1"/>
                     </pic:cNvPicPr>
                   </pic:nvPicPr>
                   <pic:blipFill>
-                    <a:blip r:embed="rId23" cstate="print">
+                    <a:blip r:embed="rId21">
                       <a:extLst>
                         <a:ext uri="{28A0092B-C50C-407E-A947-70E740481C1C}">
                           <a14:useLocalDpi xmlns:a14="http://schemas.microsoft.com/office/drawing/2010/main" val="0"/>
@@ -3802,7 +3449,7 @@
                   <pic:spPr bwMode="auto">
                     <a:xfrm>
                       <a:off x="0" y="0"/>
-                      <a:ext cx="5297177" cy="2701407"/>
+                      <a:ext cx="5731510" cy="3199130"/>
                     </a:xfrm>
                     <a:prstGeom prst="rect">
                       <a:avLst/>
@@ -3829,6 +3476,17 @@
           <w:szCs w:val="28"/>
         </w:rPr>
       </w:pPr>
+    </w:p>
+    <w:p>
+      <w:pPr>
+        <w:spacing w:after="0"/>
+        <w:jc w:val="both"/>
+        <w:rPr>
+          <w:rFonts w:ascii="Times New Roman" w:hAnsi="Times New Roman" w:cs="Times New Roman"/>
+          <w:sz w:val="28"/>
+          <w:szCs w:val="28"/>
+        </w:rPr>
+      </w:pPr>
       <w:r>
         <w:rPr>
           <w:rFonts w:ascii="Times New Roman" w:hAnsi="Times New Roman" w:cs="Times New Roman"/>
@@ -3852,19 +3510,13 @@
       </w:pPr>
       <w:r>
         <w:rPr>
-          <w:rFonts w:ascii="Times New Roman" w:hAnsi="Times New Roman" w:cs="Times New Roman"/>
-          <w:b/>
-          <w:bCs/>
           <w:noProof/>
-          <w:sz w:val="28"/>
-          <w:szCs w:val="28"/>
-        </w:rPr>
-        <w:lastRenderedPageBreak/>
+        </w:rPr>
         <w:drawing>
-          <wp:inline distT="0" distB="0" distL="0" distR="0" wp14:anchorId="1EBA91CF" wp14:editId="221E3708">
-            <wp:extent cx="5731510" cy="2913380"/>
-            <wp:effectExtent l="0" t="0" r="2540" b="1270"/>
-            <wp:docPr id="19" name="Picture 19"/>
+          <wp:inline distT="0" distB="0" distL="0" distR="0" wp14:anchorId="2C3E875C" wp14:editId="38510C58">
+            <wp:extent cx="5731510" cy="3200400"/>
+            <wp:effectExtent l="0" t="0" r="2540" b="0"/>
+            <wp:docPr id="14" name="Picture 14"/>
             <wp:cNvGraphicFramePr>
               <a:graphicFrameLocks xmlns:a="http://schemas.openxmlformats.org/drawingml/2006/main" noChangeAspect="1"/>
             </wp:cNvGraphicFramePr>
@@ -3872,13 +3524,13 @@
               <a:graphicData uri="http://schemas.openxmlformats.org/drawingml/2006/picture">
                 <pic:pic xmlns:pic="http://schemas.openxmlformats.org/drawingml/2006/picture">
                   <pic:nvPicPr>
-                    <pic:cNvPr id="0" name="Picture 101"/>
+                    <pic:cNvPr id="0" name="Picture 3"/>
                     <pic:cNvPicPr>
                       <a:picLocks noChangeAspect="1" noChangeArrowheads="1"/>
                     </pic:cNvPicPr>
                   </pic:nvPicPr>
                   <pic:blipFill>
-                    <a:blip r:embed="rId24" cstate="print">
+                    <a:blip r:embed="rId22">
                       <a:extLst>
                         <a:ext uri="{28A0092B-C50C-407E-A947-70E740481C1C}">
                           <a14:useLocalDpi xmlns:a14="http://schemas.microsoft.com/office/drawing/2010/main" val="0"/>
@@ -3893,7 +3545,7 @@
                   <pic:spPr bwMode="auto">
                     <a:xfrm>
                       <a:off x="0" y="0"/>
-                      <a:ext cx="5731510" cy="2913380"/>
+                      <a:ext cx="5731510" cy="3200400"/>
                     </a:xfrm>
                     <a:prstGeom prst="rect">
                       <a:avLst/>
@@ -3931,6 +3583,72 @@
           <w:szCs w:val="28"/>
         </w:rPr>
       </w:pPr>
+    </w:p>
+    <w:p>
+      <w:pPr>
+        <w:spacing w:after="0"/>
+        <w:jc w:val="both"/>
+        <w:rPr>
+          <w:rFonts w:ascii="Times New Roman" w:hAnsi="Times New Roman" w:cs="Times New Roman"/>
+          <w:sz w:val="28"/>
+          <w:szCs w:val="28"/>
+        </w:rPr>
+      </w:pPr>
+    </w:p>
+    <w:p>
+      <w:pPr>
+        <w:spacing w:after="0"/>
+        <w:jc w:val="both"/>
+        <w:rPr>
+          <w:rFonts w:ascii="Times New Roman" w:hAnsi="Times New Roman" w:cs="Times New Roman"/>
+          <w:sz w:val="28"/>
+          <w:szCs w:val="28"/>
+        </w:rPr>
+      </w:pPr>
+    </w:p>
+    <w:p>
+      <w:pPr>
+        <w:spacing w:after="0"/>
+        <w:jc w:val="both"/>
+        <w:rPr>
+          <w:rFonts w:ascii="Times New Roman" w:hAnsi="Times New Roman" w:cs="Times New Roman"/>
+          <w:sz w:val="28"/>
+          <w:szCs w:val="28"/>
+        </w:rPr>
+      </w:pPr>
+    </w:p>
+    <w:p>
+      <w:pPr>
+        <w:spacing w:after="0"/>
+        <w:jc w:val="both"/>
+        <w:rPr>
+          <w:rFonts w:ascii="Times New Roman" w:hAnsi="Times New Roman" w:cs="Times New Roman"/>
+          <w:sz w:val="28"/>
+          <w:szCs w:val="28"/>
+        </w:rPr>
+      </w:pPr>
+    </w:p>
+    <w:p>
+      <w:pPr>
+        <w:spacing w:after="0"/>
+        <w:jc w:val="both"/>
+        <w:rPr>
+          <w:rFonts w:ascii="Times New Roman" w:hAnsi="Times New Roman" w:cs="Times New Roman"/>
+          <w:sz w:val="28"/>
+          <w:szCs w:val="28"/>
+        </w:rPr>
+      </w:pPr>
+    </w:p>
+    <w:p>
+      <w:pPr>
+        <w:spacing w:after="0"/>
+        <w:jc w:val="both"/>
+        <w:rPr>
+          <w:rFonts w:ascii="Times New Roman" w:hAnsi="Times New Roman" w:cs="Times New Roman"/>
+          <w:sz w:val="28"/>
+          <w:szCs w:val="28"/>
+        </w:rPr>
+      </w:pPr>
       <w:r>
         <w:rPr>
           <w:rFonts w:ascii="Times New Roman" w:hAnsi="Times New Roman" w:cs="Times New Roman"/>
@@ -3939,6 +3657,7 @@
           <w:sz w:val="28"/>
           <w:szCs w:val="28"/>
         </w:rPr>
+        <w:lastRenderedPageBreak/>
         <w:t>Summary Dashboard</w:t>
       </w:r>
     </w:p>
@@ -3954,18 +3673,13 @@
       </w:pPr>
       <w:r>
         <w:rPr>
-          <w:rFonts w:ascii="Times New Roman" w:hAnsi="Times New Roman" w:cs="Times New Roman"/>
-          <w:b/>
-          <w:bCs/>
           <w:noProof/>
-          <w:sz w:val="28"/>
-          <w:szCs w:val="28"/>
         </w:rPr>
         <w:drawing>
-          <wp:inline distT="0" distB="0" distL="0" distR="0" wp14:anchorId="767863B9" wp14:editId="04007F3F">
-            <wp:extent cx="5724525" cy="2886075"/>
-            <wp:effectExtent l="0" t="0" r="9525" b="9525"/>
-            <wp:docPr id="18" name="Picture 18"/>
+          <wp:inline distT="0" distB="0" distL="0" distR="0" wp14:anchorId="61F86BEA" wp14:editId="59CD9E85">
+            <wp:extent cx="5731510" cy="3218180"/>
+            <wp:effectExtent l="0" t="0" r="2540" b="1270"/>
+            <wp:docPr id="15" name="Picture 15"/>
             <wp:cNvGraphicFramePr>
               <a:graphicFrameLocks xmlns:a="http://schemas.openxmlformats.org/drawingml/2006/main" noChangeAspect="1"/>
             </wp:cNvGraphicFramePr>
@@ -3973,13 +3687,13 @@
               <a:graphicData uri="http://schemas.openxmlformats.org/drawingml/2006/picture">
                 <pic:pic xmlns:pic="http://schemas.openxmlformats.org/drawingml/2006/picture">
                   <pic:nvPicPr>
-                    <pic:cNvPr id="0" name="Picture 102"/>
+                    <pic:cNvPr id="0" name="Picture 5"/>
                     <pic:cNvPicPr>
                       <a:picLocks noChangeAspect="1" noChangeArrowheads="1"/>
                     </pic:cNvPicPr>
                   </pic:nvPicPr>
                   <pic:blipFill>
-                    <a:blip r:embed="rId25" cstate="print">
+                    <a:blip r:embed="rId23">
                       <a:extLst>
                         <a:ext uri="{28A0092B-C50C-407E-A947-70E740481C1C}">
                           <a14:useLocalDpi xmlns:a14="http://schemas.microsoft.com/office/drawing/2010/main" val="0"/>
@@ -3994,7 +3708,7 @@
                   <pic:spPr bwMode="auto">
                     <a:xfrm>
                       <a:off x="0" y="0"/>
-                      <a:ext cx="5724525" cy="2886075"/>
+                      <a:ext cx="5731510" cy="3218180"/>
                     </a:xfrm>
                     <a:prstGeom prst="rect">
                       <a:avLst/>
@@ -4028,17 +3742,6 @@
         <w:jc w:val="both"/>
         <w:rPr>
           <w:rFonts w:ascii="Times New Roman" w:hAnsi="Times New Roman" w:cs="Times New Roman"/>
-          <w:sz w:val="28"/>
-          <w:szCs w:val="28"/>
-        </w:rPr>
-      </w:pPr>
-    </w:p>
-    <w:p>
-      <w:pPr>
-        <w:spacing w:after="0"/>
-        <w:jc w:val="both"/>
-        <w:rPr>
-          <w:rFonts w:ascii="Times New Roman" w:hAnsi="Times New Roman" w:cs="Times New Roman"/>
           <w:sz w:val="32"/>
           <w:szCs w:val="32"/>
         </w:rPr>
@@ -4090,17 +3793,6 @@
         <w:jc w:val="both"/>
         <w:rPr>
           <w:rFonts w:ascii="Times New Roman" w:hAnsi="Times New Roman" w:cs="Times New Roman"/>
-          <w:sz w:val="28"/>
-          <w:szCs w:val="28"/>
-        </w:rPr>
-      </w:pPr>
-    </w:p>
-    <w:p>
-      <w:pPr>
-        <w:spacing w:after="0"/>
-        <w:jc w:val="both"/>
-        <w:rPr>
-          <w:rFonts w:ascii="Times New Roman" w:hAnsi="Times New Roman" w:cs="Times New Roman"/>
           <w:sz w:val="32"/>
           <w:szCs w:val="32"/>
         </w:rPr>
@@ -4132,7 +3824,6 @@
           <w:sz w:val="28"/>
           <w:szCs w:val="28"/>
         </w:rPr>
-        <w:lastRenderedPageBreak/>
         <w:t>With these dashboards banks can easily know what is the total loan amount and all other things of a particular investor.</w:t>
       </w:r>
     </w:p>
@@ -4244,7 +3935,7 @@
 </file>
 
 <file path=word/numbering.xml><?xml version="1.0" encoding="utf-8"?>
-<w:numbering xmlns:wpc="http://schemas.microsoft.com/office/word/2010/wordprocessingCanvas" xmlns:cx="http://schemas.microsoft.com/office/drawing/2014/chartex" xmlns:cx1="http://schemas.microsoft.com/office/drawing/2015/9/8/chartex" xmlns:cx2="http://schemas.microsoft.com/office/drawing/2015/10/21/chartex" xmlns:cx3="http://schemas.microsoft.com/office/drawing/2016/5/9/chartex" xmlns:cx4="http://schemas.microsoft.com/office/drawing/2016/5/10/chartex" xmlns:cx5="http://schemas.microsoft.com/office/drawing/2016/5/11/chartex" xmlns:cx6="http://schemas.microsoft.com/office/drawing/2016/5/12/chartex" xmlns:cx7="http://schemas.microsoft.com/office/drawing/2016/5/13/chartex" xmlns:cx8="http://schemas.microsoft.com/office/drawing/2016/5/14/chartex" xmlns:mc="http://schemas.openxmlformats.org/markup-compatibility/2006" xmlns:aink="http://schemas.microsoft.com/office/drawing/2016/ink" xmlns:am3d="http://schemas.microsoft.com/office/drawing/2017/model3d" xmlns:o="urn:schemas-microsoft-com:office:office" xmlns:oel="http://schemas.microsoft.com/office/2019/extlst" xmlns:r="http://schemas.openxmlformats.org/officeDocument/2006/relationships" xmlns:m="http://schemas.openxmlformats.org/officeDocument/2006/math" xmlns:v="urn:schemas-microsoft-com:vml" xmlns:wp14="http://schemas.microsoft.com/office/word/2010/wordprocessingDrawing" xmlns:wp="http://schemas.openxmlformats.org/drawingml/2006/wordprocessingDrawing" xmlns:w10="urn:schemas-microsoft-com:office:word" xmlns:w="http://schemas.openxmlformats.org/wordprocessingml/2006/main" xmlns:w14="http://schemas.microsoft.com/office/word/2010/wordml" xmlns:w15="http://schemas.microsoft.com/office/word/2012/wordml" xmlns:w16cex="http://schemas.microsoft.com/office/word/2018/wordml/cex" xmlns:w16cid="http://schemas.microsoft.com/office/word/2016/wordml/cid" xmlns:w16="http://schemas.microsoft.com/office/word/2018/wordml" xmlns:w16sdtdh="http://schemas.microsoft.com/office/word/2020/wordml/sdtdatahash" xmlns:w16se="http://schemas.microsoft.com/office/word/2015/wordml/symex" xmlns:wpg="http://schemas.microsoft.com/office/word/2010/wordprocessingGroup" xmlns:wpi="http://schemas.microsoft.com/office/word/2010/wordprocessingInk" xmlns:wne="http://schemas.microsoft.com/office/word/2006/wordml" xmlns:wps="http://schemas.microsoft.com/office/word/2010/wordprocessingShape" mc:Ignorable="w14 w15 w16se w16cid w16 w16cex w16sdtdh wp14">
+<w:numbering xmlns:wpc="http://schemas.microsoft.com/office/word/2010/wordprocessingCanvas" xmlns:cx="http://schemas.microsoft.com/office/drawing/2014/chartex" xmlns:cx1="http://schemas.microsoft.com/office/drawing/2015/9/8/chartex" xmlns:cx2="http://schemas.microsoft.com/office/drawing/2015/10/21/chartex" xmlns:cx3="http://schemas.microsoft.com/office/drawing/2016/5/9/chartex" xmlns:cx4="http://schemas.microsoft.com/office/drawing/2016/5/10/chartex" xmlns:cx5="http://schemas.microsoft.com/office/drawing/2016/5/11/chartex" xmlns:cx6="http://schemas.microsoft.com/office/drawing/2016/5/12/chartex" xmlns:cx7="http://schemas.microsoft.com/office/drawing/2016/5/13/chartex" xmlns:cx8="http://schemas.microsoft.com/office/drawing/2016/5/14/chartex" xmlns:mc="http://schemas.openxmlformats.org/markup-compatibility/2006" xmlns:aink="http://schemas.microsoft.com/office/drawing/2016/ink" xmlns:am3d="http://schemas.microsoft.com/office/drawing/2017/model3d" xmlns:o="urn:schemas-microsoft-com:office:office" xmlns:r="http://schemas.openxmlformats.org/officeDocument/2006/relationships" xmlns:m="http://schemas.openxmlformats.org/officeDocument/2006/math" xmlns:v="urn:schemas-microsoft-com:vml" xmlns:wp14="http://schemas.microsoft.com/office/word/2010/wordprocessingDrawing" xmlns:wp="http://schemas.openxmlformats.org/drawingml/2006/wordprocessingDrawing" xmlns:w10="urn:schemas-microsoft-com:office:word" xmlns:w="http://schemas.openxmlformats.org/wordprocessingml/2006/main" xmlns:w14="http://schemas.microsoft.com/office/word/2010/wordml" xmlns:w15="http://schemas.microsoft.com/office/word/2012/wordml" xmlns:w16cex="http://schemas.microsoft.com/office/word/2018/wordml/cex" xmlns:w16cid="http://schemas.microsoft.com/office/word/2016/wordml/cid" xmlns:w16="http://schemas.microsoft.com/office/word/2018/wordml" xmlns:w16sdtdh="http://schemas.microsoft.com/office/word/2020/wordml/sdtdatahash" xmlns:w16se="http://schemas.microsoft.com/office/word/2015/wordml/symex" xmlns:wpg="http://schemas.microsoft.com/office/word/2010/wordprocessingGroup" xmlns:wpi="http://schemas.microsoft.com/office/word/2010/wordprocessingInk" xmlns:wne="http://schemas.microsoft.com/office/word/2006/wordml" xmlns:wps="http://schemas.microsoft.com/office/word/2010/wordprocessingShape" mc:Ignorable="w14 w15 w16se w16cid w16 w16cex w16sdtdh wp14">
   <w:abstractNum w:abstractNumId="0" w15:restartNumberingAfterBreak="0">
     <w:nsid w:val="56141765"/>
     <w:multiLevelType w:val="hybridMultilevel"/>
@@ -4335,7 +4026,7 @@
       </w:pPr>
     </w:lvl>
   </w:abstractNum>
-  <w:num w:numId="1" w16cid:durableId="1666127887">
+  <w:num w:numId="1">
     <w:abstractNumId w:val="0"/>
   </w:num>
 </w:numbering>
